--- a/venticano-teatro-festival-testi.docx
+++ b/venticano-teatro-festival-testi.docx
@@ -466,25 +466,35 @@
           <w:b/>
           <w:bCs/>
         </w:rPr>
-        <w:t xml:space="preserve">EVENTO 6: Teatro del Territorio</w:t>
-      </w:r>
-      <w:r>
-        <w:t xml:space="preserve"> </w:t>
-      </w:r>
-      <w:r>
-        <w:t xml:space="preserve">### MERCOLEDÌ 2 SETTEMBRE – ORA 20:30</w:t>
-      </w:r>
-      <w:r>
-        <w:t xml:space="preserve"> </w:t>
-      </w:r>
-      <w:r>
-        <w:t xml:space="preserve">## Serata di Teatro Amatoriale</w:t>
-      </w:r>
-      <w:r>
-        <w:t xml:space="preserve"> </w:t>
-      </w:r>
-      <w:r>
-        <w:t xml:space="preserve">Una serata dedicata alla passione per il teatro che nasce dal cuore della nostra comunità. I gruppi locali saliranno sul palco per regalare al pubblico una rappresentazione ricca di entusiasmo, dedizione e tradizioni popolari.</w:t>
+        <w:t xml:space="preserve">EVENTO 6: Spettacolo Teatrale</w:t>
+      </w:r>
+      <w:r>
+        <w:t xml:space="preserve"> </w:t>
+      </w:r>
+      <w:r>
+        <w:t xml:space="preserve">### MERCOLEDÌ 26 AGOSTO – ORA 21:00</w:t>
+      </w:r>
+      <w:r>
+        <w:t xml:space="preserve"> </w:t>
+      </w:r>
+      <w:r>
+        <w:t xml:space="preserve">## Spettacolo in via di definizione</w:t>
+      </w:r>
+      <w:r>
+        <w:t xml:space="preserve"> </w:t>
+      </w:r>
+      <w:r>
+        <w:rPr>
+          <w:i/>
+          <w:iCs/>
+        </w:rPr>
+        <w:t xml:space="preserve">Spettacolo a pagamento</w:t>
+      </w:r>
+      <w:r>
+        <w:t xml:space="preserve"> </w:t>
+      </w:r>
+      <w:r>
+        <w:t xml:space="preserve">Un nuovo entusiasmante appuntamento teatrale che andrà ad arricchire il nostro cartellone sotto le stelle. I dettagli sullo spettacolo e sulla compagnia ospite verranno comunicati a breve sui canali ufficiali.</w:t>
       </w:r>
     </w:p>
     <w:p>
@@ -499,7 +509,40 @@
           <w:b/>
           <w:bCs/>
         </w:rPr>
-        <w:t xml:space="preserve">EVENTO 7: Commedia Musicale</w:t>
+        <w:t xml:space="preserve">EVENTO 7: Teatro del Territorio</w:t>
+      </w:r>
+      <w:r>
+        <w:t xml:space="preserve"> </w:t>
+      </w:r>
+      <w:r>
+        <w:t xml:space="preserve">### MERCOLEDÌ 2 SETTEMBRE – ORA 20:30</w:t>
+      </w:r>
+      <w:r>
+        <w:t xml:space="preserve"> </w:t>
+      </w:r>
+      <w:r>
+        <w:t xml:space="preserve">## Serata di Teatro Amatoriale</w:t>
+      </w:r>
+      <w:r>
+        <w:t xml:space="preserve"> </w:t>
+      </w:r>
+      <w:r>
+        <w:t xml:space="preserve">Una serata dedicata alla passione per il teatro che nasce dal cuore della nostra comunità. I gruppi locali saliranno sul palco per regalare al pubblico una rappresentazione ricca di entusiasmo, dedizione e tradizioni popolari.</w:t>
+      </w:r>
+    </w:p>
+    <w:p>
+      <w:pPr>
+        <w:numPr>
+          <w:ilvl w:val="0"/>
+          <w:numId w:val="1004"/>
+        </w:numPr>
+      </w:pPr>
+      <w:r>
+        <w:rPr>
+          <w:b/>
+          <w:bCs/>
+        </w:rPr>
+        <w:t xml:space="preserve">EVENTO 8: Commedia Musicale</w:t>
       </w:r>
       <w:r>
         <w:t xml:space="preserve"> </w:t>
@@ -582,13 +625,13 @@
           <w:b/>
           <w:bCs/>
         </w:rPr>
-        <w:t xml:space="preserve">Abbonamento VTF 2026 (7 Eventi):</w:t>
-      </w:r>
-      <w:r>
-        <w:t xml:space="preserve"> </w:t>
-      </w:r>
-      <w:r>
-        <w:t xml:space="preserve">€ [Prezzo da inserire]</w:t>
+        <w:t xml:space="preserve">Abbonamento VTF 2026 (tutti gli spettacoli a pagamento):</w:t>
+      </w:r>
+      <w:r>
+        <w:t xml:space="preserve"> </w:t>
+      </w:r>
+      <w:r>
+        <w:t xml:space="preserve">€ 33,00 + € 2,00 prev. = € 35,00</w:t>
       </w:r>
     </w:p>
     <w:p>
@@ -604,7 +647,7 @@
           <w:b/>
           <w:bCs/>
         </w:rPr>
-        <w:t xml:space="preserve">Biglietto Singolo Spettacolo:</w:t>
+        <w:t xml:space="preserve">Biglietti Singoli:</w:t>
       </w:r>
     </w:p>
     <w:p>
@@ -616,7 +659,46 @@
         </w:numPr>
       </w:pPr>
       <w:r>
-        <w:t xml:space="preserve">Paolo Caizzo / Maurizio Casagrande: € [Prezzo da inserire]</w:t>
+        <w:rPr>
+          <w:b/>
+          <w:bCs/>
+        </w:rPr>
+        <w:t xml:space="preserve">Paolo Caizzo</w:t>
+      </w:r>
+      <w:r>
+        <w:t xml:space="preserve"> </w:t>
+      </w:r>
+      <w:r>
+        <w:t xml:space="preserve">(18 Luglio) /</w:t>
+      </w:r>
+      <w:r>
+        <w:t xml:space="preserve"> </w:t>
+      </w:r>
+      <w:r>
+        <w:rPr>
+          <w:b/>
+          <w:bCs/>
+        </w:rPr>
+        <w:t xml:space="preserve">Maurizio Casagrande</w:t>
+      </w:r>
+      <w:r>
+        <w:t xml:space="preserve"> </w:t>
+      </w:r>
+      <w:r>
+        <w:t xml:space="preserve">(6 Settembre) /</w:t>
+      </w:r>
+      <w:r>
+        <w:t xml:space="preserve"> </w:t>
+      </w:r>
+      <w:r>
+        <w:rPr>
+          <w:b/>
+          <w:bCs/>
+        </w:rPr>
+        <w:t xml:space="preserve">Spettacolo del 26 Agosto</w:t>
+      </w:r>
+      <w:r>
+        <w:t xml:space="preserve">: € 11,00 + € 1,00 prev. = € 12,00</w:t>
       </w:r>
     </w:p>
     <w:p>
@@ -628,16 +710,17 @@
         </w:numPr>
       </w:pPr>
       <w:r>
-        <w:t xml:space="preserve">Opera Lirica /</w:t>
-      </w:r>
-      <w:r>
-        <w:t xml:space="preserve"> </w:t>
-      </w:r>
-      <w:r>
-        <w:t xml:space="preserve">“Nu Bambeniello e tre San Giuseppe”</w:t>
-      </w:r>
-      <w:r>
-        <w:t xml:space="preserve">: € [Prezzo da inserire]</w:t>
+        <w:rPr>
+          <w:b/>
+          <w:bCs/>
+        </w:rPr>
+        <w:t xml:space="preserve">Gran Galà dell’Opera Lirica</w:t>
+      </w:r>
+      <w:r>
+        <w:t xml:space="preserve"> </w:t>
+      </w:r>
+      <w:r>
+        <w:t xml:space="preserve">(6 Agosto): € 7,00 + € 1,00 prev. = € 8,00</w:t>
       </w:r>
     </w:p>
     <w:p>
@@ -649,7 +732,49 @@
         </w:numPr>
       </w:pPr>
       <w:r>
-        <w:t xml:space="preserve">inVenticano / Corto e a Capo / Teatro Amatoriale: Ingresso gratuito o € [Prezzo da inserire]</w:t>
+        <w:rPr>
+          <w:b/>
+          <w:bCs/>
+        </w:rPr>
+        <w:t xml:space="preserve">inVenticano</w:t>
+      </w:r>
+      <w:r>
+        <w:t xml:space="preserve"> </w:t>
+      </w:r>
+      <w:r>
+        <w:t xml:space="preserve">(5 Luglio) /</w:t>
+      </w:r>
+      <w:r>
+        <w:t xml:space="preserve"> </w:t>
+      </w:r>
+      <w:r>
+        <w:rPr>
+          <w:b/>
+          <w:bCs/>
+        </w:rPr>
+        <w:t xml:space="preserve">Nu Bambeniello e tre San Giuseppe</w:t>
+      </w:r>
+      <w:r>
+        <w:t xml:space="preserve"> </w:t>
+      </w:r>
+      <w:r>
+        <w:t xml:space="preserve">(9 Agosto) /</w:t>
+      </w:r>
+      <w:r>
+        <w:t xml:space="preserve"> </w:t>
+      </w:r>
+      <w:r>
+        <w:rPr>
+          <w:b/>
+          <w:bCs/>
+        </w:rPr>
+        <w:t xml:space="preserve">Teatro Amatoriale</w:t>
+      </w:r>
+      <w:r>
+        <w:t xml:space="preserve"> </w:t>
+      </w:r>
+      <w:r>
+        <w:t xml:space="preserve">(2 Settembre): Ingresso gratuito</w:t>
       </w:r>
     </w:p>
     <w:p>

--- a/venticano-teatro-festival-testi.docx
+++ b/venticano-teatro-festival-testi.docx
@@ -685,11 +685,17 @@
         <w:t xml:space="preserve"> </w:t>
       </w:r>
       <w:r>
-        <w:t xml:space="preserve">(6 Settembre) /</w:t>
-      </w:r>
-      <w:r>
-        <w:t xml:space="preserve"> </w:t>
-      </w:r>
+        <w:t xml:space="preserve">(6 Settembre): € 11,00 + € 1,00 prev. = € 12,00</w:t>
+      </w:r>
+    </w:p>
+    <w:p>
+      <w:pPr>
+        <w:pStyle w:val="Compact"/>
+        <w:numPr>
+          <w:ilvl w:val="2"/>
+          <w:numId w:val="1007"/>
+        </w:numPr>
+      </w:pPr>
       <w:r>
         <w:rPr>
           <w:b/>
@@ -698,7 +704,10 @@
         <w:t xml:space="preserve">Spettacolo del 26 Agosto</w:t>
       </w:r>
       <w:r>
-        <w:t xml:space="preserve">: € 11,00 + € 1,00 prev. = € 12,00</w:t>
+        <w:t xml:space="preserve"> </w:t>
+      </w:r>
+      <w:r>
+        <w:t xml:space="preserve">(in via di definizione): € 9,00 + € 1,00 prev. = € 10,00</w:t>
       </w:r>
     </w:p>
     <w:p>

--- a/venticano-teatro-festival-testi.docx
+++ b/venticano-teatro-festival-testi.docx
@@ -521,13 +521,43 @@
         <w:t xml:space="preserve"> </w:t>
       </w:r>
       <w:r>
-        <w:t xml:space="preserve">## Serata di Teatro Amatoriale</w:t>
-      </w:r>
-      <w:r>
-        <w:t xml:space="preserve"> </w:t>
-      </w:r>
-      <w:r>
-        <w:t xml:space="preserve">Una serata dedicata alla passione per il teatro che nasce dal cuore della nostra comunità. I gruppi locali saliranno sul palco per regalare al pubblico una rappresentazione ricca di entusiasmo, dedizione e tradizioni popolari.</w:t>
+        <w:t xml:space="preserve">##</w:t>
+      </w:r>
+      <w:r>
+        <w:t xml:space="preserve"> </w:t>
+      </w:r>
+      <w:r>
+        <w:t xml:space="preserve">“Grisù Giuseppe e Maria”</w:t>
+      </w:r>
+      <w:r>
+        <w:t xml:space="preserve"> </w:t>
+      </w:r>
+      <w:r>
+        <w:rPr>
+          <w:i/>
+          <w:iCs/>
+        </w:rPr>
+        <w:t xml:space="preserve">Di Gianni Clementi – Compagnia Teatrale Amatoriale</w:t>
+      </w:r>
+      <w:r>
+        <w:rPr>
+          <w:i/>
+          <w:iCs/>
+        </w:rPr>
+        <w:t xml:space="preserve"> </w:t>
+      </w:r>
+      <w:r>
+        <w:rPr>
+          <w:i/>
+          <w:iCs/>
+        </w:rPr>
+        <w:t xml:space="preserve">“ATTORI IN CORSO”</w:t>
+      </w:r>
+      <w:r>
+        <w:t xml:space="preserve"> </w:t>
+      </w:r>
+      <w:r>
+        <w:t xml:space="preserve">Pozzuoli, 1956. Tra miseria, analfabetismo ed emigrazione verso il Belgio, la vita quotidiana di un parroco settentrionale, della sua perpetua impicciona, di due sorelle e di un farmacista dà vita a esilaranti vicende. Sullo sfondo si consuma la memoria storica della tragedia della miniera di Marcinelle, in un perfetto equilibrio tra commedia e riflessione. Regia di Paola Francesca Prestopino.</w:t>
       </w:r>
     </w:p>
     <w:p>
@@ -777,7 +807,7 @@
           <w:b/>
           <w:bCs/>
         </w:rPr>
-        <w:t xml:space="preserve">Teatro Amatoriale</w:t>
+        <w:t xml:space="preserve">“Grisù Giuseppe e Maria”</w:t>
       </w:r>
       <w:r>
         <w:t xml:space="preserve"> </w:t>
